--- a/data/outputs/v2/Grade11/Biology/Quizzes/SS2.1_Reproduction_in_Plants/Biology_G11_SS2.1_Reproduction_in_Plants_L8_AnswerKey.docx
+++ b/data/outputs/v2/Grade11/Biology/Quizzes/SS2.1_Reproduction_in_Plants/Biology_G11_SS2.1_Reproduction_in_Plants_L8_AnswerKey.docx
@@ -1405,7 +1405,7 @@
         </w:rPr>
         <w:t xml:space="preserve">© 2026 SeaVuria and ARES. Aligned with KICD objectives. Developed by SeaVuria; technical implementation by ARES (with AI assistance from Claude). Licensed under </w:t>
       </w:r>
-      <w:hyperlink w:history="1" r:id="rIdkwfplqaiknwivakniwixv">
+      <w:hyperlink w:history="1" r:id="rIduyo-vsjxosv4nxmxtmlv0">
         <w:r>
           <w:rPr>
             <w:rFonts w:ascii="Arial" w:cs="Arial" w:eastAsia="Arial" w:hAnsi="Arial"/>
@@ -1426,7 +1426,7 @@
         </w:rPr>
         <w:t xml:space="preserve"> (</w:t>
       </w:r>
-      <w:hyperlink w:history="1" r:id="rIdlqjemwmn9jb5hoxjyk1tm">
+      <w:hyperlink w:history="1" r:id="rIdxfzse1fwiv_f1cbejezdl">
         <w:r>
           <w:rPr>
             <w:rFonts w:ascii="Arial" w:cs="Arial" w:eastAsia="Arial" w:hAnsi="Arial"/>

--- a/data/outputs/v2/Grade11/Biology/Quizzes/SS2.1_Reproduction_in_Plants/Biology_G11_SS2.1_Reproduction_in_Plants_L8_AnswerKey.docx
+++ b/data/outputs/v2/Grade11/Biology/Quizzes/SS2.1_Reproduction_in_Plants/Biology_G11_SS2.1_Reproduction_in_Plants_L8_AnswerKey.docx
@@ -1405,7 +1405,7 @@
         </w:rPr>
         <w:t xml:space="preserve">© 2026 SeaVuria and ARES. Aligned with KICD objectives. Developed by SeaVuria; technical implementation by ARES (with AI assistance from Claude). Licensed under </w:t>
       </w:r>
-      <w:hyperlink w:history="1" r:id="rIduyo-vsjxosv4nxmxtmlv0">
+      <w:hyperlink w:history="1" r:id="rId66y790bbghzw48czk8k1j">
         <w:r>
           <w:rPr>
             <w:rFonts w:ascii="Arial" w:cs="Arial" w:eastAsia="Arial" w:hAnsi="Arial"/>
@@ -1426,7 +1426,7 @@
         </w:rPr>
         <w:t xml:space="preserve"> (</w:t>
       </w:r>
-      <w:hyperlink w:history="1" r:id="rIdxfzse1fwiv_f1cbejezdl">
+      <w:hyperlink w:history="1" r:id="rIdbd5ipyhvfqhy9lxbtuhmc">
         <w:r>
           <w:rPr>
             <w:rFonts w:ascii="Arial" w:cs="Arial" w:eastAsia="Arial" w:hAnsi="Arial"/>

--- a/data/outputs/v2/Grade11/Biology/Quizzes/SS2.1_Reproduction_in_Plants/Biology_G11_SS2.1_Reproduction_in_Plants_L8_AnswerKey.docx
+++ b/data/outputs/v2/Grade11/Biology/Quizzes/SS2.1_Reproduction_in_Plants/Biology_G11_SS2.1_Reproduction_in_Plants_L8_AnswerKey.docx
@@ -1405,7 +1405,7 @@
         </w:rPr>
         <w:t xml:space="preserve">© 2026 SeaVuria and ARES. Aligned with KICD objectives. Developed by SeaVuria; technical implementation by ARES (with AI assistance from Claude). Licensed under </w:t>
       </w:r>
-      <w:hyperlink w:history="1" r:id="rId66y790bbghzw48czk8k1j">
+      <w:hyperlink w:history="1" r:id="rIdy3j1b9enonviyaqscqeyt">
         <w:r>
           <w:rPr>
             <w:rFonts w:ascii="Arial" w:cs="Arial" w:eastAsia="Arial" w:hAnsi="Arial"/>
@@ -1426,7 +1426,7 @@
         </w:rPr>
         <w:t xml:space="preserve"> (</w:t>
       </w:r>
-      <w:hyperlink w:history="1" r:id="rIdbd5ipyhvfqhy9lxbtuhmc">
+      <w:hyperlink w:history="1" r:id="rIdysr4bswrdrdzqxbpbhvhi">
         <w:r>
           <w:rPr>
             <w:rFonts w:ascii="Arial" w:cs="Arial" w:eastAsia="Arial" w:hAnsi="Arial"/>
